--- a/data/ai_paras/AI_para_68.docx
+++ b/data/ai_paras/AI_para_68.docx
@@ -4,7 +4,7 @@
   <w:body>
     <w:p>
       <w:r>
-        <w:t>The strengths of Relator and Belief are integral to my enjoyment of relationships and the alignment with my core values and life purpose. As a Relator, I cherish deep connections, echoing the commandment in John 13:34 to "love one another," which underscores the importance of nurturing meaningful bonds. This strength is evident in my roles as a wife and mother, where fostering trust and understanding is paramount. The strength of Belief guides my actions and decisions, anchoring them in steadfast principles akin to those highlighted in I Timothy 4:8, which emphasizes the enduring value of godliness. Both strengths are present in my life, influencing my interactions and reinforcing my commitment to living a life that is congruent with my spiritual convictions and responsibilities within my community.</w:t>
+        <w:t>My name is [Student Name], and I am deeply engaged in my roles as a wife, mother, teacher, and pastor, which collectively shape my life’s purpose. Affiliated with Arizona Christian University, I find that my personal and professional experiences are profoundly intertwined with my spiritual and educational journey. Central to this journey are my top five strengths: Relator, Belief, Harmony, Responsibility, and Deliberative. Each of these strengths not only guides my daily interactions but also reinforces my commitment to nurturing relationships and fulfilling my God-given purpose. As I navigate various life roles, these strengths provide a foundation for personal growth and the pursuit of a meaningful existence, aligning closely with my core values and responsibilities in both my family and community.</w:t>
       </w:r>
     </w:p>
     <w:sectPr>
